--- a/labs/lab1/lab1.docx
+++ b/labs/lab1/lab1.docx
@@ -2,7 +2,14 @@
 <file path=word/document.xml><?xml version="1.0" encoding="utf-8"?>
 <w:document xmlns:wpc="http://schemas.microsoft.com/office/word/2010/wordprocessingCanvas" xmlns:cx="http://schemas.microsoft.com/office/drawing/2014/chartex" xmlns:cx1="http://schemas.microsoft.com/office/drawing/2015/9/8/chartex" xmlns:cx2="http://schemas.microsoft.com/office/drawing/2015/10/21/chartex" xmlns:cx3="http://schemas.microsoft.com/office/drawing/2016/5/9/chartex" xmlns:cx4="http://schemas.microsoft.com/office/drawing/2016/5/10/chartex" xmlns:cx5="http://schemas.microsoft.com/office/drawing/2016/5/11/chartex" xmlns:cx6="http://schemas.microsoft.com/office/drawing/2016/5/12/chartex" xmlns:cx7="http://schemas.microsoft.com/office/drawing/2016/5/13/chartex" xmlns:cx8="http://schemas.microsoft.com/office/drawing/2016/5/14/chartex" xmlns:mc="http://schemas.openxmlformats.org/markup-compatibility/2006" xmlns:aink="http://schemas.microsoft.com/office/drawing/2016/ink" xmlns:am3d="http://schemas.microsoft.com/office/drawing/2017/model3d" xmlns:o="urn:schemas-microsoft-com:office:office" xmlns:r="http://schemas.openxmlformats.org/officeDocument/2006/relationships" xmlns:m="http://schemas.openxmlformats.org/officeDocument/2006/math" xmlns:v="urn:schemas-microsoft-com:vml" xmlns:wp14="http://schemas.microsoft.com/office/word/2010/wordprocessingDrawing" xmlns:wp="http://schemas.openxmlformats.org/drawingml/2006/wordprocessingDrawing" xmlns:w10="urn:schemas-microsoft-com:office:word" xmlns:w="http://schemas.openxmlformats.org/wordprocessingml/2006/main" xmlns:w14="http://schemas.microsoft.com/office/word/2010/wordml" xmlns:w15="http://schemas.microsoft.com/office/word/2012/wordml" xmlns:w16cid="http://schemas.microsoft.com/office/word/2016/wordml/cid" xmlns:w16se="http://schemas.microsoft.com/office/word/2015/wordml/symex" xmlns:wpg="http://schemas.microsoft.com/office/word/2010/wordprocessingGroup" xmlns:wpi="http://schemas.microsoft.com/office/word/2010/wordprocessingInk" xmlns:wne="http://schemas.microsoft.com/office/word/2006/wordml" xmlns:wps="http://schemas.microsoft.com/office/word/2010/wordprocessingShape" mc:Ignorable="w14 w15 w16se w16cid wp14">
   <w:body>
-    <w:p/>
+    <w:p>
+      <w:pPr>
+        <w:rPr>
+          <w:rFonts w:hint="cs"/>
+          <w:rtl/>
+        </w:rPr>
+      </w:pPr>
+    </w:p>
     <w:p>
       <w:r>
         <w:t xml:space="preserve">Golan </w:t>
@@ -26,8 +33,384 @@
     </w:p>
     <w:p/>
     <w:p/>
+    <w:p>
+      <w:pPr>
+        <w:rPr>
+          <w:sz w:val="40"/>
+          <w:szCs w:val="40"/>
+        </w:rPr>
+      </w:pPr>
+      <w:proofErr w:type="spellStart"/>
+      <w:r>
+        <w:rPr>
+          <w:rFonts w:ascii="Arial" w:hAnsi="Arial" w:cs="Arial"/>
+          <w:b/>
+          <w:bCs/>
+          <w:color w:val="202124"/>
+          <w:spacing w:val="-8"/>
+          <w:sz w:val="40"/>
+          <w:szCs w:val="40"/>
+          <w:shd w:val="clear" w:color="auto" w:fill="FFFFFF"/>
+        </w:rPr>
+        <w:t>ShinyHunters</w:t>
+      </w:r>
+      <w:proofErr w:type="spellEnd"/>
+      <w:r>
+        <w:rPr>
+          <w:rFonts w:ascii="Arial" w:hAnsi="Arial" w:cs="Arial"/>
+          <w:b/>
+          <w:bCs/>
+          <w:color w:val="202124"/>
+          <w:spacing w:val="-8"/>
+          <w:sz w:val="40"/>
+          <w:szCs w:val="40"/>
+          <w:shd w:val="clear" w:color="auto" w:fill="FFFFFF"/>
+        </w:rPr>
+        <w:t xml:space="preserve"> Renewed Mass Exploitation Campaign Targeting Oracle PeopleSoft</w:t>
+      </w:r>
+    </w:p>
+    <w:p>
+      <w:pPr>
+        <w:shd w:val="clear" w:color="auto" w:fill="FFFFFF"/>
+        <w:spacing w:after="0" w:line="240" w:lineRule="auto"/>
+        <w:outlineLvl w:val="4"/>
+        <w:rPr>
+          <w:rFonts w:ascii="Arial" w:eastAsia="Times New Roman" w:hAnsi="Arial" w:cs="Arial"/>
+          <w:b/>
+          <w:bCs/>
+          <w:color w:val="202124"/>
+          <w:sz w:val="20"/>
+          <w:szCs w:val="20"/>
+        </w:rPr>
+      </w:pPr>
+      <w:r>
+        <w:rPr>
+          <w:rFonts w:ascii="Arial" w:eastAsia="Times New Roman" w:hAnsi="Arial" w:cs="Arial"/>
+          <w:b/>
+          <w:bCs/>
+          <w:color w:val="202124"/>
+          <w:sz w:val="20"/>
+          <w:szCs w:val="20"/>
+        </w:rPr>
+        <w:t>Mandiant</w:t>
+      </w:r>
+    </w:p>
     <w:p/>
-    <w:p/>
+    <w:p>
+      <w:pPr>
+        <w:spacing w:line="360" w:lineRule="atLeast"/>
+        <w:jc w:val="center"/>
+        <w:rPr>
+          <w:rFonts w:ascii="Times New Roman" w:eastAsia="Times New Roman" w:hAnsi="Times New Roman" w:cs="Times New Roman"/>
+          <w:color w:val="5F6368"/>
+          <w:sz w:val="21"/>
+          <w:szCs w:val="21"/>
+        </w:rPr>
+      </w:pPr>
+      <w:r>
+        <w:rPr>
+          <w:rFonts w:ascii="Times New Roman" w:eastAsia="Times New Roman" w:hAnsi="Times New Roman" w:cs="Times New Roman"/>
+          <w:color w:val="5F6368"/>
+          <w:sz w:val="21"/>
+          <w:szCs w:val="21"/>
+        </w:rPr>
+        <w:t>September 26, 2026</w:t>
+      </w:r>
+    </w:p>
+    <w:p>
+      <w:pPr>
+        <w:pStyle w:val="NormalWeb"/>
+        <w:jc w:val="center"/>
+      </w:pPr>
+      <w:hyperlink r:id="rId5" w:history="1">
+        <w:r>
+          <w:rPr>
+            <w:rStyle w:val="Hyperlink"/>
+            <w:rFonts w:ascii="Arial" w:hAnsi="Arial" w:cs="Arial"/>
+          </w:rPr>
+          <w:t>https://cloud.google.com/blog/topics/threat-intelligence/shinyhunters-renewed-mass-exploitation-campaign-targeting-oracle-peoplesoft</w:t>
+        </w:r>
+      </w:hyperlink>
+      <w:r>
+        <w:rPr>
+          <w:rFonts w:ascii="Arial" w:hAnsi="Arial" w:cs="Arial"/>
+          <w:color w:val="202124"/>
+        </w:rPr>
+        <w:br/>
+      </w:r>
+      <w:r>
+        <w:rPr>
+          <w:rFonts w:ascii="Arial" w:hAnsi="Arial" w:cs="Arial"/>
+          <w:color w:val="202124"/>
+        </w:rPr>
+        <w:br/>
+      </w:r>
+      <w:r>
+        <w:t xml:space="preserve"> </w:t>
+      </w:r>
+      <w:r>
+        <w:rPr>
+          <w:b/>
+          <w:bCs/>
+          <w:sz w:val="40"/>
+          <w:szCs w:val="40"/>
+          <w:u w:val="single"/>
+        </w:rPr>
+        <w:t>short summary</w:t>
+      </w:r>
+      <w:r>
+        <w:rPr>
+          <w:b/>
+          <w:bCs/>
+          <w:sz w:val="40"/>
+          <w:szCs w:val="40"/>
+          <w:u w:val="single"/>
+        </w:rPr>
+        <w:t>:</w:t>
+      </w:r>
+      <w:r>
+        <w:rPr>
+          <w:b/>
+          <w:bCs/>
+          <w:sz w:val="40"/>
+          <w:szCs w:val="40"/>
+          <w:u w:val="single"/>
+        </w:rPr>
+        <w:br/>
+      </w:r>
+      <w:r>
+        <w:br/>
+      </w:r>
+      <w:r>
+        <w:t>The renewed UNC6240 (</w:t>
+      </w:r>
+      <w:proofErr w:type="spellStart"/>
+      <w:r>
+        <w:t>ShinyHunters</w:t>
+      </w:r>
+      <w:proofErr w:type="spellEnd"/>
+      <w:r>
+        <w:t xml:space="preserve">) campaign exploits CVE-2026-35273 to compromise </w:t>
+      </w:r>
+      <w:r>
+        <w:rPr>
+          <w:b/>
+          <w:bCs/>
+        </w:rPr>
+        <w:t>Oracle PeopleSoft environments</w:t>
+      </w:r>
+      <w:r>
+        <w:t xml:space="preserve">, specifically targeting the Environment Management Hub (PSEMHUB) endpoint. The </w:t>
+      </w:r>
+      <w:r>
+        <w:rPr>
+          <w:b/>
+          <w:bCs/>
+        </w:rPr>
+        <w:t>affected environment</w:t>
+      </w:r>
+      <w:r>
+        <w:t xml:space="preserve"> spans dozens of unpatched, globally distributed systems across the higher education, technology, healthcare, agriculture, transportation, and government sectors.</w:t>
+      </w:r>
+    </w:p>
+    <w:p>
+      <w:pPr>
+        <w:pStyle w:val="NormalWeb"/>
+      </w:pPr>
+      <w:r>
+        <w:t xml:space="preserve">The primary </w:t>
+      </w:r>
+      <w:r>
+        <w:rPr>
+          <w:b/>
+          <w:bCs/>
+        </w:rPr>
+        <w:t>attack objective</w:t>
+      </w:r>
+      <w:r>
+        <w:t xml:space="preserve"> is data theft extortion. The threat actor seeks to establish persistent access, steal credentials, and exfiltrate sensitive databases (such as HR, payroll, and student records) to extort organizations under the threat of data leaks.</w:t>
+      </w:r>
+    </w:p>
+    <w:p>
+      <w:pPr>
+        <w:pStyle w:val="NormalWeb"/>
+      </w:pPr>
+      <w:r>
+        <w:t xml:space="preserve">The </w:t>
+      </w:r>
+      <w:r>
+        <w:rPr>
+          <w:b/>
+          <w:bCs/>
+        </w:rPr>
+        <w:t>observed sequence</w:t>
+      </w:r>
+      <w:r>
+        <w:t xml:space="preserve"> follows a highly structured lifecycle:</w:t>
+      </w:r>
+    </w:p>
+    <w:p>
+      <w:pPr>
+        <w:pStyle w:val="NormalWeb"/>
+        <w:numPr>
+          <w:ilvl w:val="0"/>
+          <w:numId w:val="2"/>
+        </w:numPr>
+      </w:pPr>
+      <w:r>
+        <w:rPr>
+          <w:b/>
+          <w:bCs/>
+        </w:rPr>
+        <w:t>Target Verification:</w:t>
+      </w:r>
+      <w:r>
+        <w:t xml:space="preserve"> Attackers send non-disruptive serialized Java objects to quietly confirm if a host is unpatched.</w:t>
+      </w:r>
+    </w:p>
+    <w:p>
+      <w:pPr>
+        <w:pStyle w:val="NormalWeb"/>
+        <w:numPr>
+          <w:ilvl w:val="0"/>
+          <w:numId w:val="2"/>
+        </w:numPr>
+      </w:pPr>
+      <w:r>
+        <w:rPr>
+          <w:b/>
+          <w:bCs/>
+        </w:rPr>
+        <w:t>WAF Bypass:</w:t>
+      </w:r>
+      <w:r>
+        <w:t xml:space="preserve"> They evade string-based Web Application Firewalls by URL-encoding a single character in the request path (e.g., </w:t>
+      </w:r>
+      <w:r>
+        <w:rPr>
+          <w:rStyle w:val="HTMLCode"/>
+        </w:rPr>
+        <w:t>/%50SEMHUB/</w:t>
+      </w:r>
+      <w:r>
+        <w:t>).</w:t>
+      </w:r>
+    </w:p>
+    <w:p>
+      <w:pPr>
+        <w:pStyle w:val="NormalWeb"/>
+        <w:numPr>
+          <w:ilvl w:val="0"/>
+          <w:numId w:val="2"/>
+        </w:numPr>
+      </w:pPr>
+      <w:r>
+        <w:rPr>
+          <w:b/>
+          <w:bCs/>
+        </w:rPr>
+        <w:t>Exploitation:</w:t>
+      </w:r>
+      <w:r>
+        <w:t xml:space="preserve"> Abusing Java deserialization, the attackers achieve </w:t>
+      </w:r>
+      <w:proofErr w:type="spellStart"/>
+      <w:r>
+        <w:t>fileless</w:t>
+      </w:r>
+      <w:proofErr w:type="spellEnd"/>
+      <w:r>
+        <w:t xml:space="preserve"> command execution or deploy dual evasive JSP web shells (</w:t>
+      </w:r>
+      <w:proofErr w:type="spellStart"/>
+      <w:r>
+        <w:rPr>
+          <w:rStyle w:val="HTMLCode"/>
+        </w:rPr>
+        <w:t>x.jsp</w:t>
+      </w:r>
+      <w:proofErr w:type="spellEnd"/>
+      <w:r>
+        <w:t xml:space="preserve"> and </w:t>
+      </w:r>
+      <w:proofErr w:type="spellStart"/>
+      <w:r>
+        <w:rPr>
+          <w:rStyle w:val="HTMLCode"/>
+        </w:rPr>
+        <w:t>u.jsp</w:t>
+      </w:r>
+      <w:proofErr w:type="spellEnd"/>
+      <w:r>
+        <w:t>) across load-balanced nodes.</w:t>
+      </w:r>
+    </w:p>
+    <w:p>
+      <w:pPr>
+        <w:pStyle w:val="NormalWeb"/>
+        <w:numPr>
+          <w:ilvl w:val="0"/>
+          <w:numId w:val="2"/>
+        </w:numPr>
+      </w:pPr>
+      <w:r>
+        <w:rPr>
+          <w:b/>
+          <w:bCs/>
+        </w:rPr>
+        <w:t>Post-Exploitation:</w:t>
+      </w:r>
+      <w:r>
+        <w:t xml:space="preserve"> Attackers upload a </w:t>
+      </w:r>
+      <w:proofErr w:type="spellStart"/>
+      <w:r>
+        <w:t>trojanized</w:t>
+      </w:r>
+      <w:proofErr w:type="spellEnd"/>
+      <w:r>
+        <w:t xml:space="preserve"> installer (</w:t>
+      </w:r>
+      <w:r>
+        <w:rPr>
+          <w:rStyle w:val="HTMLCode"/>
+        </w:rPr>
+        <w:t>Ple64.exe</w:t>
+      </w:r>
+      <w:r>
+        <w:t>) that deploys the SIDEEYE backdoor for credential theft. They additionally stage Neo-</w:t>
+      </w:r>
+      <w:proofErr w:type="spellStart"/>
+      <w:r>
+        <w:t>reGeorg</w:t>
+      </w:r>
+      <w:proofErr w:type="spellEnd"/>
+      <w:r>
+        <w:t xml:space="preserve"> for network tunneling and </w:t>
+      </w:r>
+      <w:proofErr w:type="spellStart"/>
+      <w:r>
+        <w:t>MeshAgent</w:t>
+      </w:r>
+      <w:proofErr w:type="spellEnd"/>
+      <w:r>
+        <w:t xml:space="preserve"> for persistent remote management to facilitate internal discovery and data exfiltration.</w:t>
+      </w:r>
+    </w:p>
+    <w:p>
+      <w:pPr>
+        <w:shd w:val="clear" w:color="auto" w:fill="FFFFFF"/>
+        <w:spacing w:after="0" w:line="240" w:lineRule="auto"/>
+        <w:rPr>
+          <w:rFonts w:ascii="Arial" w:eastAsia="Times New Roman" w:hAnsi="Arial" w:cs="Arial"/>
+          <w:color w:val="202124"/>
+          <w:sz w:val="24"/>
+          <w:szCs w:val="24"/>
+        </w:rPr>
+      </w:pPr>
+      <w:bookmarkStart w:id="0" w:name="_GoBack"/>
+      <w:bookmarkEnd w:id="0"/>
+    </w:p>
     <w:p/>
     <w:p/>
     <w:p/>
@@ -165,7 +548,6 @@
             <w:pPr>
               <w:spacing w:after="20" w:line="256" w:lineRule="auto"/>
             </w:pPr>
-            <w:bookmarkStart w:id="0" w:name="_GoBack" w:colFirst="2" w:colLast="2"/>
             <w:r>
               <w:rPr>
                 <w:sz w:val="17"/>
@@ -247,7 +629,6 @@
           </w:p>
         </w:tc>
       </w:tr>
-      <w:bookmarkEnd w:id="0"/>
       <w:tr>
         <w:trPr>
           <w:jc w:val="center"/>
@@ -448,6 +829,279 @@
     </w:sectPr>
   </w:body>
 </w:document>
+</file>
+
+<file path=word/numbering.xml><?xml version="1.0" encoding="utf-8"?>
+<w:numbering xmlns:wpc="http://schemas.microsoft.com/office/word/2010/wordprocessingCanvas" xmlns:cx="http://schemas.microsoft.com/office/drawing/2014/chartex" xmlns:cx1="http://schemas.microsoft.com/office/drawing/2015/9/8/chartex" xmlns:cx2="http://schemas.microsoft.com/office/drawing/2015/10/21/chartex" xmlns:cx3="http://schemas.microsoft.com/office/drawing/2016/5/9/chartex" xmlns:cx4="http://schemas.microsoft.com/office/drawing/2016/5/10/chartex" xmlns:cx5="http://schemas.microsoft.com/office/drawing/2016/5/11/chartex" xmlns:cx6="http://schemas.microsoft.com/office/drawing/2016/5/12/chartex" xmlns:cx7="http://schemas.microsoft.com/office/drawing/2016/5/13/chartex" xmlns:cx8="http://schemas.microsoft.com/office/drawing/2016/5/14/chartex" xmlns:mc="http://schemas.openxmlformats.org/markup-compatibility/2006" xmlns:aink="http://schemas.microsoft.com/office/drawing/2016/ink" xmlns:am3d="http://schemas.microsoft.com/office/drawing/2017/model3d" xmlns:o="urn:schemas-microsoft-com:office:office" xmlns:r="http://schemas.openxmlformats.org/officeDocument/2006/relationships" xmlns:m="http://schemas.openxmlformats.org/officeDocument/2006/math" xmlns:v="urn:schemas-microsoft-com:vml" xmlns:wp14="http://schemas.microsoft.com/office/word/2010/wordprocessingDrawing" xmlns:wp="http://schemas.openxmlformats.org/drawingml/2006/wordprocessingDrawing" xmlns:w10="urn:schemas-microsoft-com:office:word" xmlns:w="http://schemas.openxmlformats.org/wordprocessingml/2006/main" xmlns:w14="http://schemas.microsoft.com/office/word/2010/wordml" xmlns:w15="http://schemas.microsoft.com/office/word/2012/wordml" xmlns:w16cid="http://schemas.microsoft.com/office/word/2016/wordml/cid" xmlns:w16se="http://schemas.microsoft.com/office/word/2015/wordml/symex" xmlns:wpg="http://schemas.microsoft.com/office/word/2010/wordprocessingGroup" xmlns:wpi="http://schemas.microsoft.com/office/word/2010/wordprocessingInk" xmlns:wne="http://schemas.microsoft.com/office/word/2006/wordml" xmlns:wps="http://schemas.microsoft.com/office/word/2010/wordprocessingShape" mc:Ignorable="w14 w15 w16se w16cid wp14">
+  <w:abstractNum w:abstractNumId="0" w15:restartNumberingAfterBreak="0">
+    <w:nsid w:val="06D306A1"/>
+    <w:multiLevelType w:val="multilevel"/>
+    <w:tmpl w:val="F37CA61E"/>
+    <w:lvl w:ilvl="0">
+      <w:start w:val="1"/>
+      <w:numFmt w:val="bullet"/>
+      <w:lvlText w:val=""/>
+      <w:lvlJc w:val="left"/>
+      <w:pPr>
+        <w:tabs>
+          <w:tab w:val="num" w:pos="720"/>
+        </w:tabs>
+        <w:ind w:left="720" w:hanging="360"/>
+      </w:pPr>
+      <w:rPr>
+        <w:rFonts w:ascii="Symbol" w:hAnsi="Symbol" w:hint="default"/>
+        <w:sz w:val="20"/>
+      </w:rPr>
+    </w:lvl>
+    <w:lvl w:ilvl="1" w:tentative="1">
+      <w:start w:val="1"/>
+      <w:numFmt w:val="bullet"/>
+      <w:lvlText w:val="o"/>
+      <w:lvlJc w:val="left"/>
+      <w:pPr>
+        <w:tabs>
+          <w:tab w:val="num" w:pos="1440"/>
+        </w:tabs>
+        <w:ind w:left="1440" w:hanging="360"/>
+      </w:pPr>
+      <w:rPr>
+        <w:rFonts w:ascii="Courier New" w:hAnsi="Courier New" w:hint="default"/>
+        <w:sz w:val="20"/>
+      </w:rPr>
+    </w:lvl>
+    <w:lvl w:ilvl="2" w:tentative="1">
+      <w:start w:val="1"/>
+      <w:numFmt w:val="bullet"/>
+      <w:lvlText w:val=""/>
+      <w:lvlJc w:val="left"/>
+      <w:pPr>
+        <w:tabs>
+          <w:tab w:val="num" w:pos="2160"/>
+        </w:tabs>
+        <w:ind w:left="2160" w:hanging="360"/>
+      </w:pPr>
+      <w:rPr>
+        <w:rFonts w:ascii="Wingdings" w:hAnsi="Wingdings" w:hint="default"/>
+        <w:sz w:val="20"/>
+      </w:rPr>
+    </w:lvl>
+    <w:lvl w:ilvl="3" w:tentative="1">
+      <w:start w:val="1"/>
+      <w:numFmt w:val="bullet"/>
+      <w:lvlText w:val=""/>
+      <w:lvlJc w:val="left"/>
+      <w:pPr>
+        <w:tabs>
+          <w:tab w:val="num" w:pos="2880"/>
+        </w:tabs>
+        <w:ind w:left="2880" w:hanging="360"/>
+      </w:pPr>
+      <w:rPr>
+        <w:rFonts w:ascii="Wingdings" w:hAnsi="Wingdings" w:hint="default"/>
+        <w:sz w:val="20"/>
+      </w:rPr>
+    </w:lvl>
+    <w:lvl w:ilvl="4" w:tentative="1">
+      <w:start w:val="1"/>
+      <w:numFmt w:val="bullet"/>
+      <w:lvlText w:val=""/>
+      <w:lvlJc w:val="left"/>
+      <w:pPr>
+        <w:tabs>
+          <w:tab w:val="num" w:pos="3600"/>
+        </w:tabs>
+        <w:ind w:left="3600" w:hanging="360"/>
+      </w:pPr>
+      <w:rPr>
+        <w:rFonts w:ascii="Wingdings" w:hAnsi="Wingdings" w:hint="default"/>
+        <w:sz w:val="20"/>
+      </w:rPr>
+    </w:lvl>
+    <w:lvl w:ilvl="5" w:tentative="1">
+      <w:start w:val="1"/>
+      <w:numFmt w:val="bullet"/>
+      <w:lvlText w:val=""/>
+      <w:lvlJc w:val="left"/>
+      <w:pPr>
+        <w:tabs>
+          <w:tab w:val="num" w:pos="4320"/>
+        </w:tabs>
+        <w:ind w:left="4320" w:hanging="360"/>
+      </w:pPr>
+      <w:rPr>
+        <w:rFonts w:ascii="Wingdings" w:hAnsi="Wingdings" w:hint="default"/>
+        <w:sz w:val="20"/>
+      </w:rPr>
+    </w:lvl>
+    <w:lvl w:ilvl="6" w:tentative="1">
+      <w:start w:val="1"/>
+      <w:numFmt w:val="bullet"/>
+      <w:lvlText w:val=""/>
+      <w:lvlJc w:val="left"/>
+      <w:pPr>
+        <w:tabs>
+          <w:tab w:val="num" w:pos="5040"/>
+        </w:tabs>
+        <w:ind w:left="5040" w:hanging="360"/>
+      </w:pPr>
+      <w:rPr>
+        <w:rFonts w:ascii="Wingdings" w:hAnsi="Wingdings" w:hint="default"/>
+        <w:sz w:val="20"/>
+      </w:rPr>
+    </w:lvl>
+    <w:lvl w:ilvl="7" w:tentative="1">
+      <w:start w:val="1"/>
+      <w:numFmt w:val="bullet"/>
+      <w:lvlText w:val=""/>
+      <w:lvlJc w:val="left"/>
+      <w:pPr>
+        <w:tabs>
+          <w:tab w:val="num" w:pos="5760"/>
+        </w:tabs>
+        <w:ind w:left="5760" w:hanging="360"/>
+      </w:pPr>
+      <w:rPr>
+        <w:rFonts w:ascii="Wingdings" w:hAnsi="Wingdings" w:hint="default"/>
+        <w:sz w:val="20"/>
+      </w:rPr>
+    </w:lvl>
+    <w:lvl w:ilvl="8" w:tentative="1">
+      <w:start w:val="1"/>
+      <w:numFmt w:val="bullet"/>
+      <w:lvlText w:val=""/>
+      <w:lvlJc w:val="left"/>
+      <w:pPr>
+        <w:tabs>
+          <w:tab w:val="num" w:pos="6480"/>
+        </w:tabs>
+        <w:ind w:left="6480" w:hanging="360"/>
+      </w:pPr>
+      <w:rPr>
+        <w:rFonts w:ascii="Wingdings" w:hAnsi="Wingdings" w:hint="default"/>
+        <w:sz w:val="20"/>
+      </w:rPr>
+    </w:lvl>
+  </w:abstractNum>
+  <w:abstractNum w:abstractNumId="1" w15:restartNumberingAfterBreak="0">
+    <w:nsid w:val="136126C9"/>
+    <w:multiLevelType w:val="multilevel"/>
+    <w:tmpl w:val="56DEE4FC"/>
+    <w:lvl w:ilvl="0">
+      <w:start w:val="1"/>
+      <w:numFmt w:val="decimal"/>
+      <w:lvlText w:val="%1."/>
+      <w:lvlJc w:val="left"/>
+      <w:pPr>
+        <w:tabs>
+          <w:tab w:val="num" w:pos="720"/>
+        </w:tabs>
+        <w:ind w:left="720" w:hanging="360"/>
+      </w:pPr>
+    </w:lvl>
+    <w:lvl w:ilvl="1" w:tentative="1">
+      <w:start w:val="1"/>
+      <w:numFmt w:val="decimal"/>
+      <w:lvlText w:val="%2."/>
+      <w:lvlJc w:val="left"/>
+      <w:pPr>
+        <w:tabs>
+          <w:tab w:val="num" w:pos="1440"/>
+        </w:tabs>
+        <w:ind w:left="1440" w:hanging="360"/>
+      </w:pPr>
+    </w:lvl>
+    <w:lvl w:ilvl="2" w:tentative="1">
+      <w:start w:val="1"/>
+      <w:numFmt w:val="decimal"/>
+      <w:lvlText w:val="%3."/>
+      <w:lvlJc w:val="left"/>
+      <w:pPr>
+        <w:tabs>
+          <w:tab w:val="num" w:pos="2160"/>
+        </w:tabs>
+        <w:ind w:left="2160" w:hanging="360"/>
+      </w:pPr>
+    </w:lvl>
+    <w:lvl w:ilvl="3" w:tentative="1">
+      <w:start w:val="1"/>
+      <w:numFmt w:val="decimal"/>
+      <w:lvlText w:val="%4."/>
+      <w:lvlJc w:val="left"/>
+      <w:pPr>
+        <w:tabs>
+          <w:tab w:val="num" w:pos="2880"/>
+        </w:tabs>
+        <w:ind w:left="2880" w:hanging="360"/>
+      </w:pPr>
+    </w:lvl>
+    <w:lvl w:ilvl="4" w:tentative="1">
+      <w:start w:val="1"/>
+      <w:numFmt w:val="decimal"/>
+      <w:lvlText w:val="%5."/>
+      <w:lvlJc w:val="left"/>
+      <w:pPr>
+        <w:tabs>
+          <w:tab w:val="num" w:pos="3600"/>
+        </w:tabs>
+        <w:ind w:left="3600" w:hanging="360"/>
+      </w:pPr>
+    </w:lvl>
+    <w:lvl w:ilvl="5" w:tentative="1">
+      <w:start w:val="1"/>
+      <w:numFmt w:val="decimal"/>
+      <w:lvlText w:val="%6."/>
+      <w:lvlJc w:val="left"/>
+      <w:pPr>
+        <w:tabs>
+          <w:tab w:val="num" w:pos="4320"/>
+        </w:tabs>
+        <w:ind w:left="4320" w:hanging="360"/>
+      </w:pPr>
+    </w:lvl>
+    <w:lvl w:ilvl="6" w:tentative="1">
+      <w:start w:val="1"/>
+      <w:numFmt w:val="decimal"/>
+      <w:lvlText w:val="%7."/>
+      <w:lvlJc w:val="left"/>
+      <w:pPr>
+        <w:tabs>
+          <w:tab w:val="num" w:pos="5040"/>
+        </w:tabs>
+        <w:ind w:left="5040" w:hanging="360"/>
+      </w:pPr>
+    </w:lvl>
+    <w:lvl w:ilvl="7" w:tentative="1">
+      <w:start w:val="1"/>
+      <w:numFmt w:val="decimal"/>
+      <w:lvlText w:val="%8."/>
+      <w:lvlJc w:val="left"/>
+      <w:pPr>
+        <w:tabs>
+          <w:tab w:val="num" w:pos="5760"/>
+        </w:tabs>
+        <w:ind w:left="5760" w:hanging="360"/>
+      </w:pPr>
+    </w:lvl>
+    <w:lvl w:ilvl="8" w:tentative="1">
+      <w:start w:val="1"/>
+      <w:numFmt w:val="decimal"/>
+      <w:lvlText w:val="%9."/>
+      <w:lvlJc w:val="left"/>
+      <w:pPr>
+        <w:tabs>
+          <w:tab w:val="num" w:pos="6480"/>
+        </w:tabs>
+        <w:ind w:left="6480" w:hanging="360"/>
+      </w:pPr>
+    </w:lvl>
+  </w:abstractNum>
+  <w:num w:numId="1">
+    <w:abstractNumId w:val="0"/>
+  </w:num>
+  <w:num w:numId="2">
+    <w:abstractNumId w:val="1"/>
+  </w:num>
+</w:numbering>
 </file>
 
 <file path=word/styles.xml><?xml version="1.0" encoding="utf-8"?>
@@ -848,6 +1502,25 @@
     <w:name w:val="Normal"/>
     <w:qFormat/>
   </w:style>
+  <w:style w:type="paragraph" w:styleId="Heading5">
+    <w:name w:val="heading 5"/>
+    <w:basedOn w:val="Normal"/>
+    <w:link w:val="Heading5Char"/>
+    <w:uiPriority w:val="9"/>
+    <w:qFormat/>
+    <w:rsid w:val="008844A1"/>
+    <w:pPr>
+      <w:spacing w:before="100" w:beforeAutospacing="1" w:after="100" w:afterAutospacing="1" w:line="240" w:lineRule="auto"/>
+      <w:outlineLvl w:val="4"/>
+    </w:pPr>
+    <w:rPr>
+      <w:rFonts w:ascii="Times New Roman" w:eastAsia="Times New Roman" w:hAnsi="Times New Roman" w:cs="Times New Roman"/>
+      <w:b/>
+      <w:bCs/>
+      <w:sz w:val="20"/>
+      <w:szCs w:val="20"/>
+    </w:rPr>
+  </w:style>
   <w:style w:type="character" w:default="1" w:styleId="DefaultParagraphFont">
     <w:name w:val="Default Paragraph Font"/>
     <w:uiPriority w:val="1"/>
@@ -874,6 +1547,85 @@
     <w:uiPriority w:val="99"/>
     <w:semiHidden/>
     <w:unhideWhenUsed/>
+  </w:style>
+  <w:style w:type="character" w:customStyle="1" w:styleId="Heading5Char">
+    <w:name w:val="Heading 5 Char"/>
+    <w:basedOn w:val="DefaultParagraphFont"/>
+    <w:link w:val="Heading5"/>
+    <w:uiPriority w:val="9"/>
+    <w:rsid w:val="008844A1"/>
+    <w:rPr>
+      <w:rFonts w:ascii="Times New Roman" w:eastAsia="Times New Roman" w:hAnsi="Times New Roman" w:cs="Times New Roman"/>
+      <w:b/>
+      <w:bCs/>
+      <w:sz w:val="20"/>
+      <w:szCs w:val="20"/>
+    </w:rPr>
+  </w:style>
+  <w:style w:type="paragraph" w:customStyle="1" w:styleId="hphpgf">
+    <w:name w:val="hphpgf"/>
+    <w:basedOn w:val="Normal"/>
+    <w:rsid w:val="008844A1"/>
+    <w:pPr>
+      <w:spacing w:before="100" w:beforeAutospacing="1" w:after="100" w:afterAutospacing="1" w:line="240" w:lineRule="auto"/>
+    </w:pPr>
+    <w:rPr>
+      <w:rFonts w:ascii="Times New Roman" w:eastAsia="Times New Roman" w:hAnsi="Times New Roman" w:cs="Times New Roman"/>
+      <w:sz w:val="24"/>
+      <w:szCs w:val="24"/>
+    </w:rPr>
+  </w:style>
+  <w:style w:type="character" w:styleId="Hyperlink">
+    <w:name w:val="Hyperlink"/>
+    <w:basedOn w:val="DefaultParagraphFont"/>
+    <w:uiPriority w:val="99"/>
+    <w:unhideWhenUsed/>
+    <w:rsid w:val="008844A1"/>
+    <w:rPr>
+      <w:color w:val="0563C1" w:themeColor="hyperlink"/>
+      <w:u w:val="single"/>
+    </w:rPr>
+  </w:style>
+  <w:style w:type="character" w:styleId="UnresolvedMention">
+    <w:name w:val="Unresolved Mention"/>
+    <w:basedOn w:val="DefaultParagraphFont"/>
+    <w:uiPriority w:val="99"/>
+    <w:semiHidden/>
+    <w:unhideWhenUsed/>
+    <w:rsid w:val="008844A1"/>
+    <w:rPr>
+      <w:color w:val="605E5C"/>
+      <w:shd w:val="clear" w:color="auto" w:fill="E1DFDD"/>
+    </w:rPr>
+  </w:style>
+  <w:style w:type="paragraph" w:styleId="NormalWeb">
+    <w:name w:val="Normal (Web)"/>
+    <w:basedOn w:val="Normal"/>
+    <w:uiPriority w:val="99"/>
+    <w:semiHidden/>
+    <w:unhideWhenUsed/>
+    <w:rsid w:val="008844A1"/>
+    <w:pPr>
+      <w:spacing w:before="100" w:beforeAutospacing="1" w:after="100" w:afterAutospacing="1" w:line="240" w:lineRule="auto"/>
+    </w:pPr>
+    <w:rPr>
+      <w:rFonts w:ascii="Times New Roman" w:eastAsia="Times New Roman" w:hAnsi="Times New Roman" w:cs="Times New Roman"/>
+      <w:sz w:val="24"/>
+      <w:szCs w:val="24"/>
+    </w:rPr>
+  </w:style>
+  <w:style w:type="character" w:styleId="HTMLCode">
+    <w:name w:val="HTML Code"/>
+    <w:basedOn w:val="DefaultParagraphFont"/>
+    <w:uiPriority w:val="99"/>
+    <w:semiHidden/>
+    <w:unhideWhenUsed/>
+    <w:rsid w:val="008844A1"/>
+    <w:rPr>
+      <w:rFonts w:ascii="Courier New" w:eastAsia="Times New Roman" w:hAnsi="Courier New" w:cs="Courier New"/>
+      <w:sz w:val="20"/>
+      <w:szCs w:val="20"/>
+    </w:rPr>
   </w:style>
 </w:styles>
 </file>
